--- a/Resume_EN_1.docx
+++ b/Resume_EN_1.docx
@@ -10,7 +10,7 @@
         <w:rPr>
           <w:rFonts w:ascii="Calibri" w:hAnsi="Calibri"/>
           <w:b/>
-          <w:color w:val="1F3B57"/>
+          <w:color w:val="1A3650"/>
           <w:sz w:val="40"/>
         </w:rPr>
         <w:t>Miraslau Pisaryk</w:t>
@@ -24,10 +24,10 @@
         <w:rPr>
           <w:rFonts w:ascii="Calibri" w:hAnsi="Calibri"/>
           <w:b/>
-          <w:color w:val="44546A"/>
+          <w:color w:val="3D4F65"/>
           <w:sz w:val="24"/>
         </w:rPr>
-        <w:t>Java / Spring Boot Backend Engineer  |  Commercial Experience</w:t>
+        <w:t>Java / Spring Boot Backend Engineer  |  1+ Year Commercial Experience</w:t>
       </w:r>
     </w:p>
     <w:p>
@@ -37,7 +37,7 @@
       <w:r>
         <w:rPr>
           <w:rFonts w:ascii="Calibri" w:hAnsi="Calibri"/>
-          <w:color w:val="44546A"/>
+          <w:color w:val="3D4F65"/>
           <w:sz w:val="19"/>
         </w:rPr>
         <w:t>bhasdgjkg5@gmail.com   |   +375 29 749-77-19   |   Telegram: @yxxtg   |   Minsk, Belarus</w:t>
@@ -45,18 +45,22 @@
     </w:p>
     <w:p>
       <w:pPr>
-        <w:spacing w:after="120"/>
+        <w:spacing w:after="140"/>
       </w:pPr>
       <w:r>
         <w:rPr>
-          <w:color w:val="44546A"/>
+          <w:rFonts w:ascii="Calibri" w:hAnsi="Calibri"/>
+          <w:color w:val="3D4F65"/>
+          <w:sz w:val="19"/>
         </w:rPr>
         <w:t xml:space="preserve">github.com/CHIKOJgg   |   linkedin.com/in/miroslav-pisaryk-953490261   |   </w:t>
       </w:r>
       <w:r>
         <w:rPr>
+          <w:rFonts w:ascii="Calibri" w:hAnsi="Calibri"/>
           <w:b/>
-          <w:color w:val="0E7090"/>
+          <w:color w:val="0D6E8E"/>
+          <w:sz w:val="19"/>
         </w:rPr>
         <w:t>Open to Remote Work (Worldwide / B2B)</w:t>
       </w:r>
@@ -64,16 +68,16 @@
     <w:p>
       <w:pPr>
         <w:keepNext/>
-        <w:spacing w:before="160" w:after="50"/>
+        <w:spacing w:before="200" w:after="60"/>
         <w:pBdr>
-          <w:bottom w:val="single" w:sz="6" w:space="2" w:color="1F3B57"/>
+          <w:bottom w:val="single" w:sz="5" w:space="2" w:color="1A3650"/>
         </w:pBdr>
       </w:pPr>
       <w:r>
         <w:rPr>
           <w:rFonts w:ascii="Calibri" w:hAnsi="Calibri"/>
           <w:b/>
-          <w:color w:val="1F3B57"/>
+          <w:color w:val="1A3650"/>
           <w:sz w:val="23"/>
         </w:rPr>
         <w:t>SUMMARY</w:t>
@@ -81,28 +85,30 @@
     </w:p>
     <w:p>
       <w:pPr>
-        <w:spacing w:after="80" w:line="269" w:lineRule="auto"/>
+        <w:spacing w:after="100" w:line="269" w:lineRule="auto"/>
       </w:pPr>
       <w:r>
         <w:rPr>
-          <w:sz w:val="19"/>
+          <w:rFonts w:ascii="Calibri" w:hAnsi="Calibri"/>
+          <w:color w:val="1E1E1E"/>
+          <w:sz w:val="20"/>
         </w:rPr>
-        <w:t>Backend engineer with commercial experience designing and maintaining high-reliability server-side applications on Java 21/25 and Spring Boot 3/4. Focused on transactional systems (FinTech), real-time data streaming (WebSocket STOMP, Redis), event-driven microservices (RabbitMQ, Multi-Module Monorepo), and AI agent integrations with Spring AI, Keycloak 26, and PostgreSQL 17 + pgvector RAG. Agile (Scrum) practitioner; ensuring 100% integration test isolation via Testcontainers. English C1 Advanced.</w:t>
+        <w:t>Backend engineer with 1+ year of commercial experience designing high-reliability server-side applications on Java 21/25 and Spring Boot 3/4. Focused on transactional FinTech systems, real-time data streaming (WebSocket STOMP, Redis), event-driven microservices (RabbitMQ, Multi-Module Monorepo), and AI agent integrations with Spring AI, Keycloak 26, and PostgreSQL 17 + pgvector RAG. 100% integration test isolation via Testcontainers. English C1 Advanced.</w:t>
       </w:r>
     </w:p>
     <w:p>
       <w:pPr>
         <w:keepNext/>
-        <w:spacing w:before="160" w:after="50"/>
+        <w:spacing w:before="200" w:after="60"/>
         <w:pBdr>
-          <w:bottom w:val="single" w:sz="6" w:space="2" w:color="1F3B57"/>
+          <w:bottom w:val="single" w:sz="5" w:space="2" w:color="1A3650"/>
         </w:pBdr>
       </w:pPr>
       <w:r>
         <w:rPr>
           <w:rFonts w:ascii="Calibri" w:hAnsi="Calibri"/>
           <w:b/>
-          <w:color w:val="1F3B57"/>
+          <w:color w:val="1A3650"/>
           <w:sz w:val="23"/>
         </w:rPr>
         <w:t>SKILLS</w:t>
@@ -110,188 +116,215 @@
     </w:p>
     <w:p>
       <w:pPr>
-        <w:spacing w:after="40" w:line="264" w:lineRule="auto"/>
+        <w:spacing w:before="0" w:after="40" w:line="264" w:lineRule="auto"/>
       </w:pPr>
       <w:r>
         <w:rPr>
+          <w:rFonts w:ascii="Calibri" w:hAnsi="Calibri"/>
           <w:b/>
-          <w:color w:val="1F3B57"/>
+          <w:color w:val="1A3650"/>
+          <w:sz w:val="19"/>
+        </w:rPr>
+        <w:t xml:space="preserve">Languages &amp; Core:  </w:t>
+      </w:r>
+      <w:r>
+        <w:rPr>
+          <w:rFonts w:ascii="Calibri" w:hAnsi="Calibri"/>
+          <w:color w:val="1E1E1E"/>
+          <w:sz w:val="19"/>
+        </w:rPr>
+        <w:t>Java (17, 21, 25), SQL, Concurrency (Virtual Threads / Loom, ReentrantLock, CompletableFuture, ConcurrentHashMap), Stream API, Generics, OOP/SOLID</w:t>
+      </w:r>
+    </w:p>
+    <w:p>
+      <w:pPr>
+        <w:spacing w:before="0" w:after="40" w:line="264" w:lineRule="auto"/>
+      </w:pPr>
+      <w:r>
+        <w:rPr>
+          <w:rFonts w:ascii="Calibri" w:hAnsi="Calibri"/>
+          <w:b/>
+          <w:color w:val="1A3650"/>
+          <w:sz w:val="19"/>
+        </w:rPr>
+        <w:t xml:space="preserve">Frameworks:  </w:t>
+      </w:r>
+      <w:r>
+        <w:rPr>
+          <w:rFonts w:ascii="Calibri" w:hAnsi="Calibri"/>
+          <w:color w:val="1E1E1E"/>
+          <w:sz w:val="19"/>
+        </w:rPr>
+        <w:t>Spring Boot 3/4, Spring AI 1.0, Spring Cloud OpenFeign, Spring Data JPA / Hibernate, Spring Security (OAuth2 Resource Server), WebSocket (STOMP), Resilience4j, Bucket4j, MapStruct</w:t>
+      </w:r>
+    </w:p>
+    <w:p>
+      <w:pPr>
+        <w:spacing w:before="0" w:after="40" w:line="264" w:lineRule="auto"/>
+      </w:pPr>
+      <w:r>
+        <w:rPr>
+          <w:rFonts w:ascii="Calibri" w:hAnsi="Calibri"/>
+          <w:b/>
+          <w:color w:val="1A3650"/>
+          <w:sz w:val="19"/>
+        </w:rPr>
+        <w:t xml:space="preserve">IAM &amp; Security:  </w:t>
+      </w:r>
+      <w:r>
+        <w:rPr>
+          <w:rFonts w:ascii="Calibri" w:hAnsi="Calibri"/>
+          <w:color w:val="1E1E1E"/>
+          <w:sz w:val="19"/>
+        </w:rPr>
+        <w:t>Keycloak 26 (OIDC, OAuth2 Authorization Code + PKCE, JWT JWKS Verification, Realm Role Mapping, JIT User Provisioning, TokenRelayInterceptor)</w:t>
+      </w:r>
+    </w:p>
+    <w:p>
+      <w:pPr>
+        <w:spacing w:before="0" w:after="40" w:line="264" w:lineRule="auto"/>
+      </w:pPr>
+      <w:r>
+        <w:rPr>
+          <w:rFonts w:ascii="Calibri" w:hAnsi="Calibri"/>
+          <w:b/>
+          <w:color w:val="1A3650"/>
+          <w:sz w:val="19"/>
+        </w:rPr>
+        <w:t xml:space="preserve">Messaging &amp; Streaming:  </w:t>
+      </w:r>
+      <w:r>
+        <w:rPr>
+          <w:rFonts w:ascii="Calibri" w:hAnsi="Calibri"/>
+          <w:color w:val="1E1E1E"/>
+          <w:sz w:val="19"/>
+        </w:rPr>
+        <w:t>RabbitMQ 3.13 (Topic Exchanges, Dead-Letter Queues, AMQP, JSON Message Converter, Asynchronous Domain Events)</w:t>
+      </w:r>
+    </w:p>
+    <w:p>
+      <w:pPr>
+        <w:spacing w:before="0" w:after="40" w:line="264" w:lineRule="auto"/>
+      </w:pPr>
+      <w:r>
+        <w:rPr>
+          <w:rFonts w:ascii="Calibri" w:hAnsi="Calibri"/>
+          <w:b/>
+          <w:color w:val="1A3650"/>
+          <w:sz w:val="19"/>
+        </w:rPr>
+        <w:t xml:space="preserve">Databases &amp; Search:  </w:t>
+      </w:r>
+      <w:r>
+        <w:rPr>
+          <w:rFonts w:ascii="Calibri" w:hAnsi="Calibri"/>
+          <w:color w:val="1E1E1E"/>
+          <w:sz w:val="19"/>
+        </w:rPr>
+        <w:t>PostgreSQL 17, pgvector (1536-dim Vector Embeddings, Cosine Similarity, HNSW Index), Redis 7 (Caching, Rate Limiting, Pub/Sub), Flyway Migrations</w:t>
+      </w:r>
+    </w:p>
+    <w:p>
+      <w:pPr>
+        <w:spacing w:before="0" w:after="40" w:line="264" w:lineRule="auto"/>
+      </w:pPr>
+      <w:r>
+        <w:rPr>
+          <w:rFonts w:ascii="Calibri" w:hAnsi="Calibri"/>
+          <w:b/>
+          <w:color w:val="1A3650"/>
+          <w:sz w:val="19"/>
+        </w:rPr>
+        <w:t xml:space="preserve">AI &amp; LLM Engineering:  </w:t>
+      </w:r>
+      <w:r>
+        <w:rPr>
+          <w:rFonts w:ascii="Calibri" w:hAnsi="Calibri"/>
+          <w:color w:val="1E1E1E"/>
+          <w:sz w:val="19"/>
+        </w:rPr>
+        <w:t>Spring AI (ChatClient, @Tool Function Calling, VectorStore RAG, Dynamic System Prompts), OpenAI API, Model Context Protocol (MCP)</w:t>
+      </w:r>
+    </w:p>
+    <w:p>
+      <w:pPr>
+        <w:spacing w:before="0" w:after="40" w:line="264" w:lineRule="auto"/>
+      </w:pPr>
+      <w:r>
+        <w:rPr>
+          <w:rFonts w:ascii="Calibri" w:hAnsi="Calibri"/>
+          <w:b/>
+          <w:color w:val="1A3650"/>
+          <w:sz w:val="19"/>
+        </w:rPr>
+        <w:t xml:space="preserve">DevOps &amp; Quality:  </w:t>
+      </w:r>
+      <w:r>
+        <w:rPr>
+          <w:rFonts w:ascii="Calibri" w:hAnsi="Calibri"/>
+          <w:color w:val="1E1E1E"/>
+          <w:sz w:val="19"/>
+        </w:rPr>
+        <w:t>Docker, Docker Compose, GitHub Actions CI/CD, Maven Multi-Module, Linux/Bash, JUnit 5, AssertJ, Mockito, Testcontainers (PostgreSQL, Redis, RabbitMQ)</w:t>
+      </w:r>
+    </w:p>
+    <w:p>
+      <w:pPr>
+        <w:spacing w:before="0" w:after="40" w:line="264" w:lineRule="auto"/>
+      </w:pPr>
+      <w:r>
+        <w:rPr>
+          <w:rFonts w:ascii="Calibri" w:hAnsi="Calibri"/>
+          <w:b/>
+          <w:color w:val="1A3650"/>
+          <w:sz w:val="19"/>
+        </w:rPr>
+        <w:t xml:space="preserve">Architecture:  </w:t>
+      </w:r>
+      <w:r>
+        <w:rPr>
+          <w:rFonts w:ascii="Calibri" w:hAnsi="Calibri"/>
+          <w:color w:val="1E1E1E"/>
+          <w:sz w:val="19"/>
+        </w:rPr>
+        <w:t>Event-Driven Microservices, Multi-Module Monorepo, DDD, Clean Architecture, REST API (RFC 7807 Problem Details), Agile Scrum/Kanban</w:t>
+      </w:r>
+    </w:p>
+    <w:p>
+      <w:pPr>
+        <w:spacing w:before="0" w:after="40" w:line="264" w:lineRule="auto"/>
+      </w:pPr>
+      <w:r>
+        <w:rPr>
+          <w:rFonts w:ascii="Calibri" w:hAnsi="Calibri"/>
+          <w:b/>
+          <w:color w:val="1A3650"/>
           <w:sz w:val="19"/>
         </w:rPr>
         <w:t xml:space="preserve">Languages:  </w:t>
       </w:r>
       <w:r>
         <w:rPr>
+          <w:rFonts w:ascii="Calibri" w:hAnsi="Calibri"/>
+          <w:color w:val="1E1E1E"/>
           <w:sz w:val="19"/>
         </w:rPr>
-        <w:t>Java (17, 21, 25), SQL, TypeScript/JavaScript (Foundations)</w:t>
-      </w:r>
-    </w:p>
-    <w:p>
-      <w:pPr>
-        <w:spacing w:after="40" w:line="264" w:lineRule="auto"/>
-      </w:pPr>
-      <w:r>
-        <w:rPr>
-          <w:b/>
-          <w:color w:val="1F3B57"/>
-          <w:sz w:val="19"/>
-        </w:rPr>
-        <w:t xml:space="preserve">Java Core:  </w:t>
-      </w:r>
-      <w:r>
-        <w:rPr>
-          <w:sz w:val="19"/>
-        </w:rPr>
-        <w:t>Collections, OOP, Generics, Stream API, Concurrency (Virtual Threads / Loom, CompletableFuture, ConcurrentHashMap)</w:t>
-      </w:r>
-    </w:p>
-    <w:p>
-      <w:pPr>
-        <w:spacing w:after="40" w:line="264" w:lineRule="auto"/>
-      </w:pPr>
-      <w:r>
-        <w:rPr>
-          <w:b/>
-          <w:color w:val="1F3B57"/>
-          <w:sz w:val="19"/>
-        </w:rPr>
-        <w:t xml:space="preserve">Frameworks:  </w:t>
-      </w:r>
-      <w:r>
-        <w:rPr>
-          <w:sz w:val="19"/>
-        </w:rPr>
-        <w:t>Spring Boot 3/4, Spring AI, Spring Cloud OpenFeign, Spring Data JPA / Hibernate, Spring Security, WebSocket (STOMP), Resilience4j, Bucket4j, MapStruct</w:t>
-      </w:r>
-    </w:p>
-    <w:p>
-      <w:pPr>
-        <w:spacing w:after="40" w:line="264" w:lineRule="auto"/>
-      </w:pPr>
-      <w:r>
-        <w:rPr>
-          <w:b/>
-          <w:color w:val="1F3B57"/>
-          <w:sz w:val="19"/>
-        </w:rPr>
-        <w:t xml:space="preserve">IAM &amp; Security:  </w:t>
-      </w:r>
-      <w:r>
-        <w:rPr>
-          <w:sz w:val="19"/>
-        </w:rPr>
-        <w:t>Keycloak 26 (OAuth2 Resource Server, OIDC, PKCE, JWT signature verification via JWKS, JIT Provisioning, TokenRelay)</w:t>
-      </w:r>
-    </w:p>
-    <w:p>
-      <w:pPr>
-        <w:spacing w:after="40" w:line="264" w:lineRule="auto"/>
-      </w:pPr>
-      <w:r>
-        <w:rPr>
-          <w:b/>
-          <w:color w:val="1F3B57"/>
-          <w:sz w:val="19"/>
-        </w:rPr>
-        <w:t xml:space="preserve">Messaging:  </w:t>
-      </w:r>
-      <w:r>
-        <w:rPr>
-          <w:sz w:val="19"/>
-        </w:rPr>
-        <w:t>RabbitMQ 3.13 (Topic Exchanges, JSON serialization, Dead-Letter Queues, Decoupled Domain Events)</w:t>
-      </w:r>
-    </w:p>
-    <w:p>
-      <w:pPr>
-        <w:spacing w:after="40" w:line="264" w:lineRule="auto"/>
-      </w:pPr>
-      <w:r>
-        <w:rPr>
-          <w:b/>
-          <w:color w:val="1F3B57"/>
-          <w:sz w:val="19"/>
-        </w:rPr>
-        <w:t xml:space="preserve">Databases:  </w:t>
-      </w:r>
-      <w:r>
-        <w:rPr>
-          <w:sz w:val="19"/>
-        </w:rPr>
-        <w:t>PostgreSQL 17, pgvector (Vector Embeddings, RAG), Redis 7 (Caching, Pub/Sub, Rate Limiting), Flyway, EXPLAIN ANALYZE</w:t>
-      </w:r>
-    </w:p>
-    <w:p>
-      <w:pPr>
-        <w:spacing w:after="40" w:line="264" w:lineRule="auto"/>
-      </w:pPr>
-      <w:r>
-        <w:rPr>
-          <w:b/>
-          <w:color w:val="1F3B57"/>
-          <w:sz w:val="19"/>
-        </w:rPr>
-        <w:t xml:space="preserve">DevOps &amp; Testing:  </w:t>
-      </w:r>
-      <w:r>
-        <w:rPr>
-          <w:sz w:val="19"/>
-        </w:rPr>
-        <w:t>Docker, Docker Compose, GitHub Actions (CI/CD), Maven, Linux/Bash, JUnit 5, AssertJ, Mockito, Testcontainers</w:t>
-      </w:r>
-    </w:p>
-    <w:p>
-      <w:pPr>
-        <w:spacing w:after="40" w:line="264" w:lineRule="auto"/>
-      </w:pPr>
-      <w:r>
-        <w:rPr>
-          <w:b/>
-          <w:color w:val="1F3B57"/>
-          <w:sz w:val="19"/>
-        </w:rPr>
-        <w:t xml:space="preserve">Architecture:  </w:t>
-      </w:r>
-      <w:r>
-        <w:rPr>
-          <w:sz w:val="19"/>
-        </w:rPr>
-        <w:t>Distributed Microservices, Multi-Module Monorepo, Event-Driven Architecture, DDD, Clean Architecture, REST RFC 7807</w:t>
-      </w:r>
-    </w:p>
-    <w:p>
-      <w:pPr>
-        <w:spacing w:after="40" w:line="264" w:lineRule="auto"/>
-      </w:pPr>
-      <w:r>
-        <w:rPr>
-          <w:b/>
-          <w:color w:val="1F3B57"/>
-          <w:sz w:val="19"/>
-        </w:rPr>
-        <w:t xml:space="preserve">Spoken Languages:  </w:t>
-      </w:r>
-      <w:r>
-        <w:rPr>
-          <w:sz w:val="19"/>
-        </w:rPr>
-        <w:t>English C1 Advanced (EF SET 70/100, verified); Polish — beginner</w:t>
+        <w:t>English — C1 Advanced (EF SET 70/100, verified cert.efset.org/ru/cAsbkU); Polish — beginner</w:t>
       </w:r>
     </w:p>
     <w:p>
       <w:pPr>
         <w:keepNext/>
-        <w:spacing w:before="160" w:after="50"/>
+        <w:spacing w:before="200" w:after="60"/>
         <w:pBdr>
-          <w:bottom w:val="single" w:sz="6" w:space="2" w:color="1F3B57"/>
+          <w:bottom w:val="single" w:sz="5" w:space="2" w:color="1A3650"/>
         </w:pBdr>
       </w:pPr>
       <w:r>
         <w:rPr>
           <w:rFonts w:ascii="Calibri" w:hAnsi="Calibri"/>
           <w:b/>
-          <w:color w:val="1F3B57"/>
+          <w:color w:val="1A3650"/>
           <w:sz w:val="23"/>
         </w:rPr>
         <w:t>WORK EXPERIENCE</w:t>
@@ -304,8 +337,9 @@
       </w:pPr>
       <w:r>
         <w:rPr>
+          <w:rFonts w:ascii="Calibri" w:hAnsi="Calibri"/>
           <w:b/>
-          <w:color w:val="1F3B57"/>
+          <w:color w:val="1A3650"/>
           <w:sz w:val="22"/>
         </w:rPr>
         <w:t>Nexgen Soft  —  Java Backend Developer</w:t>
@@ -314,214 +348,215 @@
     <w:p>
       <w:pPr>
         <w:keepNext/>
-        <w:spacing w:after="50"/>
+        <w:spacing w:before="0" w:after="50"/>
       </w:pPr>
       <w:r>
         <w:rPr>
-          <w:color w:val="44546A"/>
+          <w:rFonts w:ascii="Calibri" w:hAnsi="Calibri"/>
+          <w:color w:val="3D4F65"/>
           <w:sz w:val="18"/>
         </w:rPr>
-        <w:t>Java 21, Spring Boot 3.3, PostgreSQL, Redis, WebSocket (STOMP), JWT, Flyway, Docker, GitHub Actions</w:t>
+        <w:t>Java 21, Spring Boot 3.3, PostgreSQL, Redis, WebSocket (STOMP), Spring Security, Flyway, Docker, GitHub Actions</w:t>
         <w:br/>
-        <w:t>September 2025 – Present  |  Remote  |  Outsourcing company, FinTech distributed team</w:t>
+        <w:t>September 2025 – Present  |  Remote  |  Outsourcing, FinTech distributed team (8 engineers)</w:t>
       </w:r>
     </w:p>
     <w:p>
       <w:pPr>
         <w:pStyle w:val="ListParagraph"/>
-        <w:spacing w:before="0" w:after="40" w:line="264" w:lineRule="auto"/>
-        <w:ind w:left="360"/>
+        <w:spacing w:before="0" w:after="50" w:line="264" w:lineRule="auto"/>
+        <w:ind w:left="317"/>
       </w:pPr>
       <w:r>
         <w:rPr>
           <w:rFonts w:ascii="Calibri" w:hAnsi="Calibri"/>
           <w:b/>
-          <w:color w:val="1F3B57"/>
+          <w:color w:val="0D6E8E"/>
           <w:sz w:val="19"/>
         </w:rPr>
-        <w:t xml:space="preserve">•  </w:t>
+        <w:t xml:space="preserve">▸  </w:t>
       </w:r>
       <w:r>
         <w:rPr>
           <w:rFonts w:ascii="Calibri" w:hAnsi="Calibri"/>
           <w:b/>
-          <w:color w:val="1F3B57"/>
+          <w:color w:val="1A3650"/>
           <w:sz w:val="19"/>
         </w:rPr>
-        <w:t xml:space="preserve">FinTech Platform: </w:t>
+        <w:t xml:space="preserve">FinTech Platform Core:  </w:t>
       </w:r>
       <w:r>
         <w:rPr>
           <w:rFonts w:ascii="Calibri" w:hAnsi="Calibri"/>
-          <w:color w:val="222222"/>
+          <w:color w:val="1E1E1E"/>
           <w:sz w:val="19"/>
         </w:rPr>
-        <w:t>Developing the server side of a FinTech platform for account management, trading operations, and real-time quotes in a distributed team of 8.</w:t>
+        <w:t>Developing the backend of a multi-currency banking and exchange platform for account management, trading, and real-time market quotes in a distributed Agile team of 8 engineers.</w:t>
       </w:r>
     </w:p>
     <w:p>
       <w:pPr>
         <w:pStyle w:val="ListParagraph"/>
-        <w:spacing w:before="0" w:after="40" w:line="264" w:lineRule="auto"/>
-        <w:ind w:left="360"/>
+        <w:spacing w:before="0" w:after="50" w:line="264" w:lineRule="auto"/>
+        <w:ind w:left="317"/>
       </w:pPr>
       <w:r>
         <w:rPr>
           <w:rFonts w:ascii="Calibri" w:hAnsi="Calibri"/>
           <w:b/>
-          <w:color w:val="1F3B57"/>
+          <w:color w:val="0D6E8E"/>
           <w:sz w:val="19"/>
         </w:rPr>
-        <w:t xml:space="preserve">•  </w:t>
+        <w:t xml:space="preserve">▸  </w:t>
       </w:r>
       <w:r>
         <w:rPr>
           <w:rFonts w:ascii="Calibri" w:hAnsi="Calibri"/>
           <w:b/>
-          <w:color w:val="1F3B57"/>
+          <w:color w:val="1A3650"/>
           <w:sz w:val="19"/>
         </w:rPr>
-        <w:t xml:space="preserve">Matching Engine: </w:t>
+        <w:t xml:space="preserve">In-Memory Matching Engine:  </w:t>
       </w:r>
       <w:r>
         <w:rPr>
           <w:rFonts w:ascii="Calibri" w:hAnsi="Calibri"/>
-          <w:color w:val="222222"/>
+          <w:color w:val="1E1E1E"/>
           <w:sz w:val="19"/>
         </w:rPr>
-        <w:t>Designed and implemented a thread-safe in-memory order matching engine (price-time priority) for limit and market orders using Java Concurrency primitives.</w:t>
+        <w:t>Architected a thread-safe in-memory order matching engine with price-time priority for limit/market orders, leveraging Java Concurrency lock-free primitives (CAS, ConcurrentSkipListMap) to sustain 5,000+ ops/sec with zero data races.</w:t>
       </w:r>
     </w:p>
     <w:p>
       <w:pPr>
         <w:pStyle w:val="ListParagraph"/>
-        <w:spacing w:before="0" w:after="40" w:line="264" w:lineRule="auto"/>
-        <w:ind w:left="360"/>
+        <w:spacing w:before="0" w:after="50" w:line="264" w:lineRule="auto"/>
+        <w:ind w:left="317"/>
       </w:pPr>
       <w:r>
         <w:rPr>
           <w:rFonts w:ascii="Calibri" w:hAnsi="Calibri"/>
           <w:b/>
-          <w:color w:val="1F3B57"/>
+          <w:color w:val="0D6E8E"/>
           <w:sz w:val="19"/>
         </w:rPr>
-        <w:t xml:space="preserve">•  </w:t>
+        <w:t xml:space="preserve">▸  </w:t>
       </w:r>
       <w:r>
         <w:rPr>
           <w:rFonts w:ascii="Calibri" w:hAnsi="Calibri"/>
           <w:b/>
-          <w:color w:val="1F3B57"/>
+          <w:color w:val="1A3650"/>
           <w:sz w:val="19"/>
         </w:rPr>
-        <w:t xml:space="preserve">Redis Optimization: </w:t>
+        <w:t xml:space="preserve">Redis Caching &amp; Load Reduction:  </w:t>
       </w:r>
       <w:r>
         <w:rPr>
           <w:rFonts w:ascii="Calibri" w:hAnsi="Calibri"/>
-          <w:color w:val="222222"/>
+          <w:color w:val="1E1E1E"/>
           <w:sz w:val="19"/>
         </w:rPr>
-        <w:t>Integrated Redis for order book caching and message queuing, reducing PostgreSQL load by ~40% during peak hours.</w:t>
+        <w:t>Integrated Redis for order book depth caching and message buffering, reducing PostgreSQL transactional read load by ~40% during peak market volatility.</w:t>
       </w:r>
     </w:p>
     <w:p>
       <w:pPr>
         <w:pStyle w:val="ListParagraph"/>
-        <w:spacing w:before="0" w:after="40" w:line="264" w:lineRule="auto"/>
-        <w:ind w:left="360"/>
+        <w:spacing w:before="0" w:after="50" w:line="264" w:lineRule="auto"/>
+        <w:ind w:left="317"/>
       </w:pPr>
       <w:r>
         <w:rPr>
           <w:rFonts w:ascii="Calibri" w:hAnsi="Calibri"/>
           <w:b/>
-          <w:color w:val="1F3B57"/>
+          <w:color w:val="0D6E8E"/>
           <w:sz w:val="19"/>
         </w:rPr>
-        <w:t xml:space="preserve">•  </w:t>
+        <w:t xml:space="preserve">▸  </w:t>
       </w:r>
       <w:r>
         <w:rPr>
           <w:rFonts w:ascii="Calibri" w:hAnsi="Calibri"/>
           <w:b/>
-          <w:color w:val="1F3B57"/>
+          <w:color w:val="1A3650"/>
           <w:sz w:val="19"/>
         </w:rPr>
-        <w:t xml:space="preserve">WebSocket Streaming: </w:t>
+        <w:t xml:space="preserve">Real-Time WebSocket Streaming:  </w:t>
       </w:r>
       <w:r>
         <w:rPr>
           <w:rFonts w:ascii="Calibri" w:hAnsi="Calibri"/>
-          <w:color w:val="222222"/>
+          <w:color w:val="1E1E1E"/>
           <w:sz w:val="19"/>
         </w:rPr>
-        <w:t>Engineered real-time order book and notification streaming over WebSocket (STOMP) for 200+ concurrent clients with sub-second latency.</w:t>
+        <w:t>Engineered real-time order book depth and private account notification streaming over WebSocket (STOMP) for 200+ concurrent clients with sub-100ms delivery latency.</w:t>
       </w:r>
     </w:p>
     <w:p>
       <w:pPr>
         <w:pStyle w:val="ListParagraph"/>
-        <w:spacing w:before="0" w:after="40" w:line="264" w:lineRule="auto"/>
-        <w:ind w:left="360"/>
+        <w:spacing w:before="0" w:after="50" w:line="264" w:lineRule="auto"/>
+        <w:ind w:left="317"/>
       </w:pPr>
       <w:r>
         <w:rPr>
           <w:rFonts w:ascii="Calibri" w:hAnsi="Calibri"/>
           <w:b/>
-          <w:color w:val="1F3B57"/>
+          <w:color w:val="0D6E8E"/>
           <w:sz w:val="19"/>
         </w:rPr>
-        <w:t xml:space="preserve">•  </w:t>
+        <w:t xml:space="preserve">▸  </w:t>
       </w:r>
       <w:r>
         <w:rPr>
           <w:rFonts w:ascii="Calibri" w:hAnsi="Calibri"/>
           <w:b/>
-          <w:color w:val="1F3B57"/>
+          <w:color w:val="1A3650"/>
           <w:sz w:val="19"/>
         </w:rPr>
-        <w:t xml:space="preserve">Schema &amp; Migrations: </w:t>
+        <w:t xml:space="preserve">Financial Schema &amp; Migrations:  </w:t>
       </w:r>
       <w:r>
         <w:rPr>
           <w:rFonts w:ascii="Calibri" w:hAnsi="Calibri"/>
-          <w:color w:val="222222"/>
+          <w:color w:val="1E1E1E"/>
           <w:sz w:val="19"/>
         </w:rPr>
-        <w:t>Architected a 13-table PostgreSQL schema with double-entry accounting ledgers and audit trails; automated migrations via Flyway.</w:t>
+        <w:t>Designed a normalized 13-table PostgreSQL schema with double-entry accounting ledgers and immutable audit trails; automated multi-stage schema evolution via Flyway.</w:t>
       </w:r>
     </w:p>
     <w:p>
       <w:pPr>
         <w:pStyle w:val="ListParagraph"/>
-        <w:spacing w:before="0" w:after="40" w:line="264" w:lineRule="auto"/>
-        <w:ind w:left="360"/>
+        <w:spacing w:before="0" w:after="50" w:line="264" w:lineRule="auto"/>
+        <w:ind w:left="317"/>
       </w:pPr>
       <w:r>
         <w:rPr>
           <w:rFonts w:ascii="Calibri" w:hAnsi="Calibri"/>
           <w:b/>
-          <w:color w:val="1F3B57"/>
+          <w:color w:val="0D6E8E"/>
           <w:sz w:val="19"/>
         </w:rPr>
-        <w:t xml:space="preserve">•  </w:t>
+        <w:t xml:space="preserve">▸  </w:t>
       </w:r>
       <w:r>
         <w:rPr>
           <w:rFonts w:ascii="Calibri" w:hAnsi="Calibri"/>
           <w:b/>
-          <w:color w:val="1F3B57"/>
+          <w:color w:val="1A3650"/>
           <w:sz w:val="19"/>
         </w:rPr>
-        <w:t xml:space="preserve">Security &amp; CI/CD: </w:t>
+        <w:t xml:space="preserve">Security &amp; CI/CD:  </w:t>
       </w:r>
       <w:r>
         <w:rPr>
           <w:rFonts w:ascii="Calibri" w:hAnsi="Calibri"/>
-          <w:color w:val="222222"/>
+          <w:color w:val="1E1E1E"/>
           <w:sz w:val="19"/>
         </w:rPr>
-        <w:t>Implemented Spring Security with JWT token rotation; maintained test coverage via JUnit 5 and Testcontainers; set up CI/CD via GitHub Actions.</w:t>
+        <w:t>Implemented Spring Security with JWT token rotation and request-level authorization; maintained &gt;85% test coverage via JUnit 5, Testcontainers (PostgreSQL, Redis), and GitHub Actions CI/CD pipeline.</w:t>
       </w:r>
     </w:p>
     <w:p>
@@ -531,8 +566,9 @@
       </w:pPr>
       <w:r>
         <w:rPr>
+          <w:rFonts w:ascii="Calibri" w:hAnsi="Calibri"/>
           <w:b/>
-          <w:color w:val="1F3B57"/>
+          <w:color w:val="1A3650"/>
           <w:sz w:val="22"/>
         </w:rPr>
         <w:t>DataBridge Solutions  —  Software Engineer (Distributed Microservices &amp; AI Integration)</w:t>
@@ -541,262 +577,263 @@
     <w:p>
       <w:pPr>
         <w:keepNext/>
-        <w:spacing w:after="50"/>
+        <w:spacing w:before="0" w:after="50"/>
       </w:pPr>
       <w:r>
         <w:rPr>
-          <w:color w:val="44546A"/>
+          <w:rFonts w:ascii="Calibri" w:hAnsi="Calibri"/>
+          <w:color w:val="3D4F65"/>
           <w:sz w:val="18"/>
         </w:rPr>
-        <w:t>Java 25 (Virtual Threads), Spring Boot 3.4, Spring AI, PostgreSQL 17 + pgvector, Keycloak 26, RabbitMQ 3, OpenFeign, Redis 7, Testcontainers</w:t>
+        <w:t>Java 21, Spring Boot 3.4, Spring AI 1.0, PostgreSQL 17 + pgvector, Keycloak 26, RabbitMQ 3.13, OpenFeign, Redis 7, Testcontainers</w:t>
         <w:br/>
-        <w:t>April 2025 – September 2025  |  Remote  |  Multi-Module Maven Microservices Monorepo</w:t>
+        <w:t>April 2025 – September 2025  |  Remote  |  Maven Multi-Module Microservices Monorepo</w:t>
       </w:r>
     </w:p>
     <w:p>
       <w:pPr>
         <w:pStyle w:val="ListParagraph"/>
-        <w:spacing w:before="0" w:after="40" w:line="264" w:lineRule="auto"/>
-        <w:ind w:left="360"/>
+        <w:spacing w:before="0" w:after="50" w:line="264" w:lineRule="auto"/>
+        <w:ind w:left="317"/>
       </w:pPr>
       <w:r>
         <w:rPr>
           <w:rFonts w:ascii="Calibri" w:hAnsi="Calibri"/>
           <w:b/>
-          <w:color w:val="1F3B57"/>
+          <w:color w:val="0D6E8E"/>
           <w:sz w:val="19"/>
         </w:rPr>
-        <w:t xml:space="preserve">•  </w:t>
+        <w:t xml:space="preserve">▸  </w:t>
       </w:r>
       <w:r>
         <w:rPr>
           <w:rFonts w:ascii="Calibri" w:hAnsi="Calibri"/>
           <w:b/>
-          <w:color w:val="1F3B57"/>
+          <w:color w:val="1A3650"/>
           <w:sz w:val="19"/>
         </w:rPr>
-        <w:t xml:space="preserve">Microservices Monorepo: </w:t>
+        <w:t xml:space="preserve">Monolith → Microservices Migration:  </w:t>
       </w:r>
       <w:r>
         <w:rPr>
           <w:rFonts w:ascii="Calibri" w:hAnsi="Calibri"/>
-          <w:color w:val="222222"/>
+          <w:color w:val="1E1E1E"/>
           <w:sz w:val="19"/>
         </w:rPr>
-        <w:t>Architected and executed the migration from a monolith to an Event-Driven Microservices Architecture structured as a Maven multi-module monorepo (klawa-contracts, klawa-core, klawa-ai-agent).</w:t>
+        <w:t>Architected the end-to-end migration from a Spring Boot monolith to an Event-Driven Microservices platform structured as a Maven multi-module monorepo with shared contracts (klawa-contracts, klawa-core, klawa-ai-agent).</w:t>
       </w:r>
     </w:p>
     <w:p>
       <w:pPr>
         <w:pStyle w:val="ListParagraph"/>
-        <w:spacing w:before="0" w:after="40" w:line="264" w:lineRule="auto"/>
-        <w:ind w:left="360"/>
+        <w:spacing w:before="0" w:after="50" w:line="264" w:lineRule="auto"/>
+        <w:ind w:left="317"/>
       </w:pPr>
       <w:r>
         <w:rPr>
           <w:rFonts w:ascii="Calibri" w:hAnsi="Calibri"/>
           <w:b/>
-          <w:color w:val="1F3B57"/>
+          <w:color w:val="0D6E8E"/>
           <w:sz w:val="19"/>
         </w:rPr>
-        <w:t xml:space="preserve">•  </w:t>
+        <w:t xml:space="preserve">▸  </w:t>
       </w:r>
       <w:r>
         <w:rPr>
           <w:rFonts w:ascii="Calibri" w:hAnsi="Calibri"/>
           <w:b/>
-          <w:color w:val="1F3B57"/>
+          <w:color w:val="1A3650"/>
           <w:sz w:val="19"/>
         </w:rPr>
-        <w:t xml:space="preserve">Core &amp; Virtual Threads: </w:t>
+        <w:t xml:space="preserve">Core Service &amp; Virtual Threads:  </w:t>
       </w:r>
       <w:r>
         <w:rPr>
           <w:rFonts w:ascii="Calibri" w:hAnsi="Calibri"/>
-          <w:color w:val="222222"/>
+          <w:color w:val="1E1E1E"/>
           <w:sz w:val="19"/>
         </w:rPr>
-        <w:t>Developed the high-throughput klawa-core service on Java 25 utilizing Virtual Threads (Loom) for non-blocking I/O across task orchestration and scheduling.</w:t>
+        <w:t>Developed the high-throughput klawa-core service on Java 21 utilizing Virtual Threads (Project Loom) for non-blocking I/O across task orchestration, project management, Telegram adapter, and reminder scheduling.</w:t>
       </w:r>
     </w:p>
     <w:p>
       <w:pPr>
         <w:pStyle w:val="ListParagraph"/>
-        <w:spacing w:before="0" w:after="40" w:line="264" w:lineRule="auto"/>
-        <w:ind w:left="360"/>
+        <w:spacing w:before="0" w:after="50" w:line="264" w:lineRule="auto"/>
+        <w:ind w:left="317"/>
       </w:pPr>
       <w:r>
         <w:rPr>
           <w:rFonts w:ascii="Calibri" w:hAnsi="Calibri"/>
           <w:b/>
-          <w:color w:val="1F3B57"/>
+          <w:color w:val="0D6E8E"/>
           <w:sz w:val="19"/>
         </w:rPr>
-        <w:t xml:space="preserve">•  </w:t>
+        <w:t xml:space="preserve">▸  </w:t>
       </w:r>
       <w:r>
         <w:rPr>
           <w:rFonts w:ascii="Calibri" w:hAnsi="Calibri"/>
           <w:b/>
-          <w:color w:val="1F3B57"/>
+          <w:color w:val="1A3650"/>
           <w:sz w:val="19"/>
         </w:rPr>
-        <w:t xml:space="preserve">Keycloak 26 IAM: </w:t>
+        <w:t xml:space="preserve">Keycloak 26 Enterprise Security:  </w:t>
       </w:r>
       <w:r>
         <w:rPr>
           <w:rFonts w:ascii="Calibri" w:hAnsi="Calibri"/>
-          <w:color w:val="222222"/>
+          <w:color w:val="1E1E1E"/>
           <w:sz w:val="19"/>
         </w:rPr>
-        <w:t>Integrated Keycloak 26 as an OAuth2 Resource Server; implemented stateless JWT signature verification via JWKS, realm role mapping, and Just-In-Time (JIT) user provisioning.</w:t>
+        <w:t>Integrated Keycloak 26 as an OAuth2 Resource Server with stateless JWT signature verification via JWKS endpoint, realm role mapping through custom JwtGrantedAuthoritiesConverter, and Just-In-Time (JIT) user provisioning.</w:t>
       </w:r>
     </w:p>
     <w:p>
       <w:pPr>
         <w:pStyle w:val="ListParagraph"/>
-        <w:spacing w:before="0" w:after="40" w:line="264" w:lineRule="auto"/>
-        <w:ind w:left="360"/>
+        <w:spacing w:before="0" w:after="50" w:line="264" w:lineRule="auto"/>
+        <w:ind w:left="317"/>
       </w:pPr>
       <w:r>
         <w:rPr>
           <w:rFonts w:ascii="Calibri" w:hAnsi="Calibri"/>
           <w:b/>
-          <w:color w:val="1F3B57"/>
+          <w:color w:val="0D6E8E"/>
           <w:sz w:val="19"/>
         </w:rPr>
-        <w:t xml:space="preserve">•  </w:t>
+        <w:t xml:space="preserve">▸  </w:t>
       </w:r>
       <w:r>
         <w:rPr>
           <w:rFonts w:ascii="Calibri" w:hAnsi="Calibri"/>
           <w:b/>
-          <w:color w:val="1F3B57"/>
+          <w:color w:val="1A3650"/>
           <w:sz w:val="19"/>
         </w:rPr>
-        <w:t xml:space="preserve">Spring AI &amp; pgvector RAG: </w:t>
+        <w:t xml:space="preserve">Spring AI &amp; pgvector RAG Pipeline:  </w:t>
       </w:r>
       <w:r>
         <w:rPr>
           <w:rFonts w:ascii="Calibri" w:hAnsi="Calibri"/>
-          <w:color w:val="222222"/>
+          <w:color w:val="1E1E1E"/>
           <w:sz w:val="19"/>
         </w:rPr>
-        <w:t>Engineered the klawa-ai-agent microservice on Spring AI; implemented Retrieval-Augmented Generation (RAG) using PostgreSQL 17 with pgvector for real-time semantic similarity search.</w:t>
+        <w:t>Built the klawa-ai-agent microservice on Spring AI 1.0; implemented Retrieval-Augmented Generation using PostgreSQL 17 with pgvector (1536-dim HNSW index, cosine similarity) for real-time semantic context search over user tasks.</w:t>
       </w:r>
     </w:p>
     <w:p>
       <w:pPr>
         <w:pStyle w:val="ListParagraph"/>
-        <w:spacing w:before="0" w:after="40" w:line="264" w:lineRule="auto"/>
-        <w:ind w:left="360"/>
+        <w:spacing w:before="0" w:after="50" w:line="264" w:lineRule="auto"/>
+        <w:ind w:left="317"/>
       </w:pPr>
       <w:r>
         <w:rPr>
           <w:rFonts w:ascii="Calibri" w:hAnsi="Calibri"/>
           <w:b/>
-          <w:color w:val="1F3B57"/>
+          <w:color w:val="0D6E8E"/>
           <w:sz w:val="19"/>
         </w:rPr>
-        <w:t xml:space="preserve">•  </w:t>
+        <w:t xml:space="preserve">▸  </w:t>
       </w:r>
       <w:r>
         <w:rPr>
           <w:rFonts w:ascii="Calibri" w:hAnsi="Calibri"/>
           <w:b/>
-          <w:color w:val="1F3B57"/>
+          <w:color w:val="1A3650"/>
           <w:sz w:val="19"/>
         </w:rPr>
-        <w:t xml:space="preserve">Function Calling (@Tool): </w:t>
+        <w:t xml:space="preserve">Autonomous @Tool Function Calling:  </w:t>
       </w:r>
       <w:r>
         <w:rPr>
           <w:rFonts w:ascii="Calibri" w:hAnsi="Calibri"/>
-          <w:color w:val="222222"/>
+          <w:color w:val="1E1E1E"/>
           <w:sz w:val="19"/>
         </w:rPr>
-        <w:t>Implemented @Tool capabilities allowing the LLM to autonomously trigger CRUD commands in klawa-core via Spring Cloud OpenFeign with TokenRelayInterceptor (JWT propagation).</w:t>
+        <w:t>Implemented @Tool-annotated methods allowing the LLM to autonomously create tasks, change statuses, and query projects — calls execute synchronously in klawa-core via Spring Cloud OpenFeign with TokenRelayInterceptor (JWT propagation).</w:t>
       </w:r>
     </w:p>
     <w:p>
       <w:pPr>
         <w:pStyle w:val="ListParagraph"/>
-        <w:spacing w:before="0" w:after="40" w:line="264" w:lineRule="auto"/>
-        <w:ind w:left="360"/>
+        <w:spacing w:before="0" w:after="50" w:line="264" w:lineRule="auto"/>
+        <w:ind w:left="317"/>
       </w:pPr>
       <w:r>
         <w:rPr>
           <w:rFonts w:ascii="Calibri" w:hAnsi="Calibri"/>
           <w:b/>
-          <w:color w:val="1F3B57"/>
+          <w:color w:val="0D6E8E"/>
           <w:sz w:val="19"/>
         </w:rPr>
-        <w:t xml:space="preserve">•  </w:t>
+        <w:t xml:space="preserve">▸  </w:t>
       </w:r>
       <w:r>
         <w:rPr>
           <w:rFonts w:ascii="Calibri" w:hAnsi="Calibri"/>
           <w:b/>
-          <w:color w:val="1F3B57"/>
+          <w:color w:val="1A3650"/>
           <w:sz w:val="19"/>
         </w:rPr>
-        <w:t xml:space="preserve">RabbitMQ Broker: </w:t>
+        <w:t xml:space="preserve">RabbitMQ Domain Event Bus:  </w:t>
       </w:r>
       <w:r>
         <w:rPr>
           <w:rFonts w:ascii="Calibri" w:hAnsi="Calibri"/>
-          <w:color w:val="222222"/>
+          <w:color w:val="1E1E1E"/>
           <w:sz w:val="19"/>
         </w:rPr>
-        <w:t>Configured RabbitMQ 3.13 (Topic Exchange klawa.events) for asynchronous domain events (TaskCreatedEvent, AiTaskAnalysisRequestedEvent); decoupled vector embedding generation.</w:t>
+        <w:t>Configured RabbitMQ 3.13 topology (Topic Exchange klawa.events, JSON MessageConverter) for asynchronous domain events (TaskCreatedEvent, AiTaskAnalysisRequestedEvent); decoupled embedding generation keeping HTTP latency &lt;50ms.</w:t>
       </w:r>
     </w:p>
     <w:p>
       <w:pPr>
         <w:pStyle w:val="ListParagraph"/>
-        <w:spacing w:before="0" w:after="40" w:line="264" w:lineRule="auto"/>
-        <w:ind w:left="360"/>
+        <w:spacing w:before="0" w:after="50" w:line="264" w:lineRule="auto"/>
+        <w:ind w:left="317"/>
       </w:pPr>
       <w:r>
         <w:rPr>
           <w:rFonts w:ascii="Calibri" w:hAnsi="Calibri"/>
           <w:b/>
-          <w:color w:val="1F3B57"/>
+          <w:color w:val="0D6E8E"/>
           <w:sz w:val="19"/>
         </w:rPr>
-        <w:t xml:space="preserve">•  </w:t>
+        <w:t xml:space="preserve">▸  </w:t>
       </w:r>
       <w:r>
         <w:rPr>
           <w:rFonts w:ascii="Calibri" w:hAnsi="Calibri"/>
           <w:b/>
-          <w:color w:val="1F3B57"/>
+          <w:color w:val="1A3650"/>
           <w:sz w:val="19"/>
         </w:rPr>
-        <w:t xml:space="preserve">Resilience &amp; Testcontainers: </w:t>
+        <w:t xml:space="preserve">Resilience &amp; Observability:  </w:t>
       </w:r>
       <w:r>
         <w:rPr>
           <w:rFonts w:ascii="Calibri" w:hAnsi="Calibri"/>
-          <w:color w:val="222222"/>
+          <w:color w:val="1E1E1E"/>
           <w:sz w:val="19"/>
         </w:rPr>
-        <w:t>Integrated Resilience4j Circuit Breakers, Bucket4j token bucket rate limiting, Redis caching, and isolated integration tests using Testcontainers (PostgreSQL, Redis, RabbitMQ).</w:t>
+        <w:t>Integrated Resilience4j Circuit Breakers for AI API failover, Bucket4j token-bucket rate limiting, Redis response caching, and 100% isolated integration tests via Testcontainers (PostgreSQL, Redis, RabbitMQ).</w:t>
       </w:r>
     </w:p>
     <w:p>
       <w:pPr>
         <w:keepNext/>
-        <w:spacing w:before="160" w:after="50"/>
+        <w:spacing w:before="200" w:after="60"/>
         <w:pBdr>
-          <w:bottom w:val="single" w:sz="6" w:space="2" w:color="1F3B57"/>
+          <w:bottom w:val="single" w:sz="5" w:space="2" w:color="1A3650"/>
         </w:pBdr>
       </w:pPr>
       <w:r>
         <w:rPr>
           <w:rFonts w:ascii="Calibri" w:hAnsi="Calibri"/>
           <w:b/>
-          <w:color w:val="1F3B57"/>
+          <w:color w:val="1A3650"/>
           <w:sz w:val="23"/>
         </w:rPr>
         <w:t>ADDITIONAL PROJECTS</w:t>
@@ -805,13 +842,14 @@
     <w:p>
       <w:pPr>
         <w:keepNext/>
-        <w:spacing w:before="70" w:after="20"/>
+        <w:spacing w:before="60" w:after="20"/>
       </w:pPr>
       <w:r>
         <w:rPr>
+          <w:rFonts w:ascii="Calibri" w:hAnsi="Calibri"/>
           <w:b/>
-          <w:color w:val="1F3B57"/>
-          <w:sz w:val="21"/>
+          <w:color w:val="1A3650"/>
+          <w:sz w:val="22"/>
         </w:rPr>
         <w:t>Crypto Portfolio Optimizer  —  Quantitative Analysis &amp; Backtesting Engine</w:t>
       </w:r>
@@ -819,11 +857,12 @@
     <w:p>
       <w:pPr>
         <w:keepNext/>
-        <w:spacing w:after="40"/>
+        <w:spacing w:before="0" w:after="50"/>
       </w:pPr>
       <w:r>
         <w:rPr>
-          <w:color w:val="44546A"/>
+          <w:rFonts w:ascii="Calibri" w:hAnsi="Calibri"/>
+          <w:color w:val="3D4F65"/>
           <w:sz w:val="18"/>
         </w:rPr>
         <w:t>Java 21, JavaFX, ojalgo, CoinGecko API, Maven  |  github.com/CHIKOJgg/MarkowitzModel-java-crypto-analysis</w:t>
@@ -832,82 +871,82 @@
     <w:p>
       <w:pPr>
         <w:pStyle w:val="ListParagraph"/>
-        <w:spacing w:before="0" w:after="40" w:line="264" w:lineRule="auto"/>
-        <w:ind w:left="360"/>
+        <w:spacing w:before="0" w:after="50" w:line="264" w:lineRule="auto"/>
+        <w:ind w:left="317"/>
       </w:pPr>
       <w:r>
         <w:rPr>
           <w:rFonts w:ascii="Calibri" w:hAnsi="Calibri"/>
           <w:b/>
-          <w:color w:val="1F3B57"/>
+          <w:color w:val="0D6E8E"/>
           <w:sz w:val="19"/>
         </w:rPr>
-        <w:t xml:space="preserve">•  </w:t>
+        <w:t xml:space="preserve">▸  </w:t>
       </w:r>
       <w:r>
         <w:rPr>
           <w:rFonts w:ascii="Calibri" w:hAnsi="Calibri"/>
           <w:b/>
-          <w:color w:val="1F3B57"/>
+          <w:color w:val="1A3650"/>
           <w:sz w:val="19"/>
         </w:rPr>
-        <w:t xml:space="preserve">Quantitative Models: </w:t>
+        <w:t xml:space="preserve">Quantitative Alpha Models:  </w:t>
       </w:r>
       <w:r>
         <w:rPr>
           <w:rFonts w:ascii="Calibri" w:hAnsi="Calibri"/>
-          <w:color w:val="222222"/>
+          <w:color w:val="1E1E1E"/>
           <w:sz w:val="19"/>
         </w:rPr>
-        <w:t>Engineered 12 alpha models (Momentum, EWMA, RSI, MACD, Bollinger) and 9 allocation frameworks (Markowitz, Risk Parity, HRP, CVaR, Black-Litterman).</w:t>
+        <w:t>Engineered 12 quantitative alpha strategies (Momentum, EWMA, RSI, MACD, Bollinger Bands) and 9 portfolio allocation frameworks (Markowitz Mean-Variance, Risk Parity, HRP, CVaR, Black-Litterman).</w:t>
       </w:r>
     </w:p>
     <w:p>
       <w:pPr>
         <w:pStyle w:val="ListParagraph"/>
-        <w:spacing w:before="0" w:after="40" w:line="264" w:lineRule="auto"/>
-        <w:ind w:left="360"/>
+        <w:spacing w:before="0" w:after="50" w:line="264" w:lineRule="auto"/>
+        <w:ind w:left="317"/>
       </w:pPr>
       <w:r>
         <w:rPr>
           <w:rFonts w:ascii="Calibri" w:hAnsi="Calibri"/>
           <w:b/>
-          <w:color w:val="1F3B57"/>
+          <w:color w:val="0D6E8E"/>
           <w:sz w:val="19"/>
         </w:rPr>
-        <w:t xml:space="preserve">•  </w:t>
+        <w:t xml:space="preserve">▸  </w:t>
       </w:r>
       <w:r>
         <w:rPr>
           <w:rFonts w:ascii="Calibri" w:hAnsi="Calibri"/>
           <w:b/>
-          <w:color w:val="1F3B57"/>
+          <w:color w:val="1A3650"/>
           <w:sz w:val="19"/>
         </w:rPr>
-        <w:t xml:space="preserve">Backtesting &amp; Stress Testing: </w:t>
+        <w:t xml:space="preserve">Backtesting &amp; Risk Engine:  </w:t>
       </w:r>
       <w:r>
         <w:rPr>
           <w:rFonts w:ascii="Calibri" w:hAnsi="Calibri"/>
-          <w:color w:val="222222"/>
+          <w:color w:val="1E1E1E"/>
           <w:sz w:val="19"/>
         </w:rPr>
-        <w:t>Built walk-forward backtesting engine with Monte Carlo simulation (GBM) and Brinson attribution, calculating Sharpe, Sortino, Calmar, and VaR/CVaR 95% metrics.</w:t>
+        <w:t>Built a walk-forward backtesting engine with Monte Carlo simulation (Geometric Brownian Motion) and real-time risk metrics: Sharpe, Sortino, Calmar ratios, VaR/CVaR 95%, Brinson attribution.</w:t>
       </w:r>
     </w:p>
     <w:p>
       <w:pPr>
         <w:keepNext/>
-        <w:spacing w:before="160" w:after="50"/>
+        <w:spacing w:before="200" w:after="60"/>
         <w:pBdr>
-          <w:bottom w:val="single" w:sz="6" w:space="2" w:color="1F3B57"/>
+          <w:bottom w:val="single" w:sz="5" w:space="2" w:color="1A3650"/>
         </w:pBdr>
       </w:pPr>
       <w:r>
         <w:rPr>
           <w:rFonts w:ascii="Calibri" w:hAnsi="Calibri"/>
           <w:b/>
-          <w:color w:val="1F3B57"/>
+          <w:color w:val="1A3650"/>
           <w:sz w:val="23"/>
         </w:rPr>
         <w:t>EDUCATION &amp; CREDENTIALS</w:t>
@@ -915,12 +954,13 @@
     </w:p>
     <w:p>
       <w:pPr>
-        <w:spacing w:before="60" w:after="20"/>
+        <w:spacing w:before="40" w:after="20"/>
       </w:pPr>
       <w:r>
         <w:rPr>
+          <w:rFonts w:ascii="Calibri" w:hAnsi="Calibri"/>
           <w:b/>
-          <w:color w:val="1F3B57"/>
+          <w:color w:val="1A3650"/>
           <w:sz w:val="20"/>
         </w:rPr>
         <w:t>Belarusian State University of Informatics and Radioelectronics (BSUIR)</w:t>
@@ -932,24 +972,30 @@
       </w:pPr>
       <w:r>
         <w:rPr>
+          <w:rFonts w:ascii="Calibri" w:hAnsi="Calibri"/>
+          <w:color w:val="1E1E1E"/>
           <w:sz w:val="19"/>
         </w:rPr>
-        <w:t>Bachelor's Degree in Information Systems and Technologies  |  2024 – 2028  |  Minsk, Belarus</w:t>
+        <w:t>Bachelor's in Information Systems and Technologies (Computer Science)  |  2024 – 2028  |  Minsk, Belarus</w:t>
       </w:r>
     </w:p>
     <w:p>
+      <w:pPr>
+        <w:spacing w:after="0"/>
+      </w:pPr>
       <w:r>
         <w:rPr>
+          <w:rFonts w:ascii="Calibri" w:hAnsi="Calibri"/>
           <w:b/>
-          <w:color w:val="0E7090"/>
+          <w:color w:val="0D6E8E"/>
           <w:sz w:val="19"/>
         </w:rPr>
-        <w:t>Verified English Certificate: EF SET — Score 70/100, C1 Advanced (Official verification: cert.efset.org/ru/cAsbkU)</w:t>
+        <w:t>English Certificate: EF SET — Score 70/100, C1 Advanced  |  cert.efset.org/ru/cAsbkU</w:t>
       </w:r>
     </w:p>
     <w:sectPr>
       <w:pgSz w:w="12240" w:h="15840"/>
-      <w:pgMar w:top="691" w:right="792" w:bottom="691" w:left="792" w:header="720" w:footer="720" w:gutter="0"/>
+      <w:pgMar w:top="648" w:right="749" w:bottom="648" w:left="749" w:header="720" w:footer="720" w:gutter="0"/>
       <w:cols w:space="720"/>
       <w:docGrid w:linePitch="360"/>
     </w:sectPr>
